--- a/flow/20230914_vu_template/drafts/2024-03-g/19-ВТ-Зупокійна-Хризанта і Дарії.docx
+++ b/flow/20230914_vu_template/drafts/2024-03-g/19-ВТ-Зупокійна-Хризанта і Дарії.docx
@@ -3329,29 +3329,76 @@
     </w:p>
     <w:p>
       <w:pPr>
-        <w:spacing w:after="120" w:lineRule="auto"/>
-        <w:jc w:val="both"/>
-        <w:rPr>
-          <w:rFonts w:ascii="Times New Roman" w:cs="Times New Roman" w:eastAsia="Times New Roman" w:hAnsi="Times New Roman"/>
-          <w:sz w:val="24"/>
-          <w:szCs w:val="24"/>
-        </w:rPr>
-      </w:pPr>
-      <w:r>
-        <w:rPr>
-          <w:rFonts w:ascii="Times New Roman" w:cs="Times New Roman" w:eastAsia="Times New Roman" w:hAnsi="Times New Roman"/>
-          <w:i w:val="1"/>
-          <w:color w:val="ff0000"/>
-          <w:sz w:val="24"/>
-          <w:szCs w:val="24"/>
-          <w:rtl w:val="0"/>
-        </w:rPr>
-        <w:t xml:space="preserve">(г. 4, подібний: Покликаний був ти):</w:t>
-      </w:r>
-      <w:r>
-        <w:rPr>
-          <w:rFonts w:ascii="Times New Roman" w:cs="Times New Roman" w:eastAsia="Times New Roman" w:hAnsi="Times New Roman"/>
-          <w:color w:val="ff0000"/>
+        <w:pStyle w:val="Normal"/>
+      </w:pPr>
+      <w:r>
+        <w:rPr>
+          <w:rFonts w:ascii="Times New Roman" w:hAnsi="Times New Roman"/>
+          <w:i/>
+          <w:color w:val="FF0000"/>
+          <w:sz w:val="24"/>
+        </w:rPr>
+        <w:t xml:space="preserve">(г. 4, подібний: Дав ти як знамено): </w:t>
+      </w:r>
+      <w:r>
+        <w:rPr>
+          <w:rFonts w:ascii="Times New Roman" w:hAnsi="Times New Roman"/>
+          <w:sz w:val="24"/>
+        </w:rPr>
+        <w:t>Божественного пізнання* прийнявши осяяння,* просвітив єси, мудрий, очі серця твого,* і облуди морок відігнав єси розсудливо,* та ісповідав єси Христа* – всіх Господа, що плоть прийняв.* Від Нього, укріплюваний* силою духа, Хрисанте,* від мук вищим явився ти, всехвальний.</w:t>
+      </w:r>
+    </w:p>
+    <w:p>
+      <w:pPr>
+        <w:spacing w:after="120" w:lineRule="auto"/>
+        <w:jc w:val="center"/>
+        <w:rPr>
+          <w:rFonts w:ascii="Times New Roman" w:cs="Times New Roman" w:eastAsia="Times New Roman" w:hAnsi="Times New Roman"/>
+          <w:b w:val="1"/>
+          <w:i w:val="1"/>
+          <w:color w:val="ff0000"/>
+          <w:sz w:val="24"/>
+          <w:szCs w:val="24"/>
+        </w:rPr>
+      </w:pPr>
+      <w:r>
+        <w:rPr>
+          <w:rFonts w:ascii="Times New Roman" w:cs="Times New Roman" w:eastAsia="Times New Roman" w:hAnsi="Times New Roman"/>
+          <w:b w:val="1"/>
+          <w:i w:val="1"/>
+          <w:color w:val="ff0000"/>
+          <w:sz w:val="24"/>
+          <w:szCs w:val="24"/>
+          <w:rtl w:val="0"/>
+        </w:rPr>
+        <w:t xml:space="preserve">Псалом 116</w:t>
+      </w:r>
+    </w:p>
+    <w:p>
+      <w:pPr>
+        <w:spacing w:after="120" w:lineRule="auto"/>
+        <w:jc w:val="both"/>
+        <w:rPr>
+          <w:rFonts w:ascii="Times New Roman" w:cs="Times New Roman" w:eastAsia="Times New Roman" w:hAnsi="Times New Roman"/>
+          <w:sz w:val="24"/>
+          <w:szCs w:val="24"/>
+        </w:rPr>
+      </w:pPr>
+      <w:r>
+        <w:rPr>
+          <w:rFonts w:ascii="Times New Roman" w:cs="Times New Roman" w:eastAsia="Times New Roman" w:hAnsi="Times New Roman"/>
+          <w:i w:val="1"/>
+          <w:color w:val="ff0000"/>
+          <w:sz w:val="24"/>
+          <w:szCs w:val="24"/>
+          <w:rtl w:val="0"/>
+        </w:rPr>
+        <w:t xml:space="preserve">Стих:</w:t>
+      </w:r>
+      <w:r>
+        <w:rPr>
+          <w:rFonts w:ascii="Times New Roman" w:cs="Times New Roman" w:eastAsia="Times New Roman" w:hAnsi="Times New Roman"/>
+          <w:i w:val="1"/>
           <w:sz w:val="24"/>
           <w:szCs w:val="24"/>
           <w:rtl w:val="0"/>
@@ -3363,45 +3410,38 @@
           <w:rFonts w:ascii="Times New Roman" w:cs="Times New Roman" w:eastAsia="Times New Roman" w:hAnsi="Times New Roman"/>
           <w:sz w:val="24"/>
           <w:szCs w:val="24"/>
-          <w:rtl w:val="0"/>
-        </w:rPr>
-        <w:t xml:space="preserve">Священства шатою прикрашений,* Василію великоіменитий,* служив єси, як ангел, Жертву приносячи Богові,* що задля нас у дійсному тілі явився.* З цієї причини, як овеча досконале був ти заколений* і чистою жертвою став, і приніс себе нині у вишній жертовник.* Тим-то радісними голосами* тебе ублажаємо і взиваємо до тебе:* «Благай безнастанно,* щоб спаслися душі наші!»</w:t>
-      </w:r>
-    </w:p>
-    <w:p>
-      <w:pPr>
-        <w:spacing w:after="120" w:lineRule="auto"/>
-        <w:jc w:val="center"/>
-        <w:rPr>
-          <w:rFonts w:ascii="Times New Roman" w:cs="Times New Roman" w:eastAsia="Times New Roman" w:hAnsi="Times New Roman"/>
-          <w:b w:val="1"/>
-          <w:i w:val="1"/>
-          <w:color w:val="ff0000"/>
-          <w:sz w:val="24"/>
-          <w:szCs w:val="24"/>
-        </w:rPr>
-      </w:pPr>
-      <w:r>
-        <w:rPr>
-          <w:rFonts w:ascii="Times New Roman" w:cs="Times New Roman" w:eastAsia="Times New Roman" w:hAnsi="Times New Roman"/>
-          <w:b w:val="1"/>
-          <w:i w:val="1"/>
-          <w:color w:val="ff0000"/>
-          <w:sz w:val="24"/>
-          <w:szCs w:val="24"/>
-          <w:rtl w:val="0"/>
-        </w:rPr>
-        <w:t xml:space="preserve">Псалом 116</w:t>
-      </w:r>
-    </w:p>
-    <w:p>
-      <w:pPr>
-        <w:spacing w:after="120" w:lineRule="auto"/>
-        <w:jc w:val="both"/>
-        <w:rPr>
-          <w:rFonts w:ascii="Times New Roman" w:cs="Times New Roman" w:eastAsia="Times New Roman" w:hAnsi="Times New Roman"/>
-          <w:sz w:val="24"/>
-          <w:szCs w:val="24"/>
+          <w:u w:val="single"/>
+          <w:rtl w:val="0"/>
+        </w:rPr>
+        <w:t xml:space="preserve">Хваліте Господа всі народи!* Прославляйте його всі люди!</w:t>
+      </w:r>
+      <w:r>
+        <w:rPr>
+          <w:rtl w:val="0"/>
+        </w:rPr>
+      </w:r>
+    </w:p>
+    <w:p>
+      <w:pPr>
+        <w:pStyle w:val="Normal"/>
+      </w:pPr>
+      <w:r>
+        <w:rPr>
+          <w:rFonts w:ascii="Times New Roman" w:hAnsi="Times New Roman"/>
+          <w:sz w:val="24"/>
+        </w:rPr>
+        <w:t>Ворожі принади* і шал насолоди* як павутиння сприйняв ти.* Ставши ж у затворі похмурому,* сяйвом божественним озорився ти* і благовонням мисленним сповнився, стоячи посеред смороду,* і привів, як весільний управитель щонайкращий,* Христові невісту нескверну* – ту, що осквернити тебе поривалася.</w:t>
+      </w:r>
+    </w:p>
+    <w:p>
+      <w:pPr>
+        <w:spacing w:after="120" w:lineRule="auto"/>
+        <w:jc w:val="both"/>
+        <w:rPr>
+          <w:rFonts w:ascii="Times New Roman" w:cs="Times New Roman" w:eastAsia="Times New Roman" w:hAnsi="Times New Roman"/>
+          <w:sz w:val="24"/>
+          <w:szCs w:val="24"/>
+          <w:u w:val="single"/>
         </w:rPr>
       </w:pPr>
       <w:r>
@@ -3433,95 +3473,19 @@
           <w:u w:val="single"/>
           <w:rtl w:val="0"/>
         </w:rPr>
-        <w:t xml:space="preserve">Хваліте Господа всі народи!* Прославляйте його всі люди!</w:t>
-      </w:r>
-      <w:r>
-        <w:rPr>
-          <w:rtl w:val="0"/>
-        </w:rPr>
-      </w:r>
-    </w:p>
-    <w:p>
-      <w:pPr>
-        <w:spacing w:after="120" w:lineRule="auto"/>
-        <w:jc w:val="both"/>
-        <w:rPr>
-          <w:rFonts w:ascii="Times New Roman" w:cs="Times New Roman" w:eastAsia="Times New Roman" w:hAnsi="Times New Roman"/>
-          <w:sz w:val="24"/>
-          <w:szCs w:val="24"/>
-        </w:rPr>
-      </w:pPr>
-      <w:r>
-        <w:rPr>
-          <w:rFonts w:ascii="Times New Roman" w:cs="Times New Roman" w:eastAsia="Times New Roman" w:hAnsi="Times New Roman"/>
-          <w:sz w:val="24"/>
-          <w:szCs w:val="24"/>
-          <w:rtl w:val="0"/>
-        </w:rPr>
-        <w:t xml:space="preserve">Коли здирали з тебе шкіру за вироком неправедним,* страждання перетерпів єси,* виглядаючи уділ, де кінчаються страждання, славний,* і де почесті страждальцям уготовані,* а вогнем вигострюваний, мов залізо,* небокованим став єси, всеблаженний, мечем, посікши всі ворожі полки.* Тим-то вшановує тебе сьогодні* всяк радісний язик благочестивих* і просить тебе* вблагати Бога за стадо твоє.</w:t>
-      </w:r>
-    </w:p>
-    <w:p>
-      <w:pPr>
-        <w:spacing w:after="120" w:lineRule="auto"/>
-        <w:jc w:val="both"/>
-        <w:rPr>
-          <w:rFonts w:ascii="Times New Roman" w:cs="Times New Roman" w:eastAsia="Times New Roman" w:hAnsi="Times New Roman"/>
-          <w:sz w:val="24"/>
-          <w:szCs w:val="24"/>
-          <w:u w:val="single"/>
-        </w:rPr>
-      </w:pPr>
-      <w:r>
-        <w:rPr>
-          <w:rFonts w:ascii="Times New Roman" w:cs="Times New Roman" w:eastAsia="Times New Roman" w:hAnsi="Times New Roman"/>
-          <w:i w:val="1"/>
-          <w:color w:val="ff0000"/>
-          <w:sz w:val="24"/>
-          <w:szCs w:val="24"/>
-          <w:rtl w:val="0"/>
-        </w:rPr>
-        <w:t xml:space="preserve">Стих:</w:t>
-      </w:r>
-      <w:r>
-        <w:rPr>
-          <w:rFonts w:ascii="Times New Roman" w:cs="Times New Roman" w:eastAsia="Times New Roman" w:hAnsi="Times New Roman"/>
-          <w:i w:val="1"/>
-          <w:sz w:val="24"/>
-          <w:szCs w:val="24"/>
-          <w:rtl w:val="0"/>
-        </w:rPr>
-        <w:t xml:space="preserve"> </w:t>
-      </w:r>
-      <w:r>
-        <w:rPr>
-          <w:rFonts w:ascii="Times New Roman" w:cs="Times New Roman" w:eastAsia="Times New Roman" w:hAnsi="Times New Roman"/>
-          <w:sz w:val="24"/>
-          <w:szCs w:val="24"/>
-          <w:u w:val="single"/>
-          <w:rtl w:val="0"/>
-        </w:rPr>
         <w:t xml:space="preserve">Велике бо до нас його милосердя, і вірність Господа повіки.</w:t>
       </w:r>
     </w:p>
     <w:p>
       <w:pPr>
-        <w:spacing w:after="120" w:lineRule="auto"/>
-        <w:jc w:val="both"/>
-        <w:rPr>
-          <w:rFonts w:ascii="Times New Roman" w:cs="Times New Roman" w:eastAsia="Times New Roman" w:hAnsi="Times New Roman"/>
-          <w:sz w:val="24"/>
-          <w:szCs w:val="24"/>
-        </w:rPr>
-      </w:pPr>
-      <w:r>
-        <w:rPr>
-          <w:rFonts w:ascii="Times New Roman" w:cs="Times New Roman" w:eastAsia="Times New Roman" w:hAnsi="Times New Roman"/>
-          <w:sz w:val="24"/>
-          <w:szCs w:val="24"/>
-          <w:rtl w:val="0"/>
-        </w:rPr>
-        <w:t xml:space="preserve">Оздоблений ранами божественними,* із міста до міста, закутий, переходив ти,* сковуючи мучителя* і шлях кроків твоїх спрямовуючи,* і так у Кесарійський град прибувши,* у ньому кінець блаженний прийняв єси,* і в Град Небесний вінценосцем зійшов єси,* і Богові Цареві нині предстоїш,* Якого благай* спасти і просвітити душі наші.</w:t>
+        <w:pStyle w:val="Normal"/>
+      </w:pPr>
+      <w:r>
+        <w:rPr>
+          <w:rFonts w:ascii="Times New Roman" w:hAnsi="Times New Roman"/>
+          <w:sz w:val="24"/>
+        </w:rPr>
+        <w:t>Зранившись прагненням* найсолодшим Сотворителя,* ти і від омани безбожжя остаточно ухилилася,* і в середині божественної весільної світлиці вмістилася,* невістою Христові ставши через многі муки тіла,* Даріє великоіменита,* божественне вмістилище Духа,* споборниць окрасо,* і дів оздобо.</w:t>
       </w:r>
     </w:p>
     <w:p>
